--- a/public/artifacts/HO_SO_XUAT_KHAU_THONG_QUAN_GSSDIX_FCA_269901/PHUONG_AN_TAI_CHINH_THU_CHI_VA_CHI_PHI_DU_TRU_CUA_KHAU_269901.docx
+++ b/public/artifacts/HO_SO_XUAT_KHAU_THONG_QUAN_GSSDIX_FCA_269901/PHUONG_AN_TAI_CHINH_THU_CHI_VA_CHI_PHI_DU_TRU_CUA_KHAU_269901.docx
@@ -1374,7 +1374,7 @@
                 <w:sz w:val="17"/>
               </w:rPr>
               <w:br/>
-              <w:t>(Tuyến Phú Thọ ➔ Lao Bảo ~750km. Đã gồm xăng dầu, BOT, bến bãi, phà, bạt phủ. Bảo lãnh dôi dư)</w:t>
+              <w:t>(Tuyến Phú Thọ —&gt; Lao Bảo ~750km. Đã gồm xăng dầu, BOT, bến bãi, phà, bạt phủ. Bảo lãnh dôi dư)</w:t>
             </w:r>
           </w:p>
         </w:tc>
@@ -2134,7 +2134,7 @@
                 <w:sz w:val="17"/>
               </w:rPr>
               <w:br/>
-              <w:t>➔ Hiệu quả kinh tế từ lần 2: Giảm từ 8.200.000 đ xuống 4.500.000 đ, tiết kiệm 3.700.000 VNĐ/chuyến, gia tăng trực tiếp biên lợi nhuận ròng!</w:t>
+              <w:t>—&gt; Hiệu quả kinh tế từ lần 2: Giảm từ 8.200.000 đ xuống 4.500.000 đ, tiết kiệm 3.700.000 VNĐ/chuyến, gia tăng trực tiếp biên lợi nhuận ròng!</w:t>
             </w:r>
           </w:p>
         </w:tc>
@@ -3709,7 +3709,7 @@
                 <w:color w:val="000000"/>
                 <w:sz w:val="16"/>
               </w:rPr>
-              <w:t>Cước gốc Phú Thọ ➔ Lao Bảo (HĐ 00000217)</w:t>
+              <w:t>Cước gốc Phú Thọ —&gt; Lao Bảo (HĐ 00000217)</w:t>
             </w:r>
           </w:p>
         </w:tc>
@@ -5527,7 +5527,7 @@
                 <w:sz w:val="17"/>
               </w:rPr>
               <w:br/>
-              <w:t>(MB ➔ VietinBank)</w:t>
+              <w:t>(MB —&gt; VietinBank)</w:t>
             </w:r>
           </w:p>
         </w:tc>
@@ -6129,7 +6129,7 @@
               </w:rPr>
               <w:t>+62.611.160 đ</w:t>
               <w:br/>
-              <w:t>➔ LÃI RÒNG EAT</w:t>
+              <w:t>—&gt; LÃI RÒNG EAT</w:t>
             </w:r>
           </w:p>
         </w:tc>
